--- a/0019_communications/0019_communications.docx
+++ b/0019_communications/0019_communications.docx
@@ -2,7 +2,7 @@
 <file path=word/document.xml><?xml version="1.0" encoding="utf-8"?>
 <w:document xmlns:w="http://schemas.openxmlformats.org/wordprocessingml/2006/main" xmlns:m="http://schemas.openxmlformats.org/officeDocument/2006/math" xmlns:r="http://schemas.openxmlformats.org/officeDocument/2006/relationships" xmlns:o="urn:schemas-microsoft-com:office:office" xmlns:v="urn:schemas-microsoft-com:vml" xmlns:w10="urn:schemas-microsoft-com:office:word" xmlns:a="http://schemas.openxmlformats.org/drawingml/2006/main" xmlns:pic="http://schemas.openxmlformats.org/drawingml/2006/picture" xmlns:wp="http://schemas.openxmlformats.org/drawingml/2006/wordprocessingDrawing">
   <w:body>
-    <w:bookmarkStart w:id="43" w:name="X8b968b136a73f5a4d4eb9d13dfa199f44bdf39a"/>
+    <w:bookmarkStart w:id="44" w:name="X8b968b136a73f5a4d4eb9d13dfa199f44bdf39a"/>
     <w:p>
       <w:pPr>
         <w:pStyle w:val="Heading1"/>
@@ -24,6 +24,372 @@
       </w:r>
       <w:r>
         <w:t xml:space="preserve">+ File Sharing + Coordinator Join)</w:t>
+      </w:r>
+    </w:p>
+    <w:p>
+      <w:pPr>
+        <w:pStyle w:val="Heading2"/>
+      </w:pPr>
+      <w:bookmarkStart w:id="9" w:name="X15fe45fd35a3898cec2809a953f74255a18bbe7"/>
+      <w:r>
+        <w:t xml:space="preserve">WARNING: AS-BUILT CORRECTION — 2026-06-07 (reconciled to live site + origin/main @ 34347c3c)</w:t>
+      </w:r>
+      <w:bookmarkEnd w:id="9"/>
+    </w:p>
+    <w:p>
+      <w:pPr>
+        <w:pStyle w:val="BlockText"/>
+      </w:pPr>
+      <w:r>
+        <w:rPr>
+          <w:b/>
+          <w:bCs/>
+        </w:rPr>
+        <w:t xml:space="preserve">This spec is HISTORICAL.</w:t>
+      </w:r>
+      <w:r>
+        <w:t xml:space="preserve"> </w:t>
+      </w:r>
+      <w:r>
+        <w:t xml:space="preserve">Authoritative current state = the live site (www.setnayan.com) + shipped code +</w:t>
+      </w:r>
+      <w:r>
+        <w:t xml:space="preserve"> </w:t>
+      </w:r>
+      <w:r>
+        <w:rPr>
+          <w:rStyle w:val="VerbatimChar"/>
+        </w:rPr>
+        <w:t xml:space="preserve">AS_BUILT_GROUND_TRUTH_2026-06-07.md</w:t>
+      </w:r>
+      <w:r>
+        <w:t xml:space="preserve">. Deltas vs what actually shipped:</w:t>
+      </w:r>
+      <w:r>
+        <w:t xml:space="preserve"> </w:t>
+      </w:r>
+      <w:r>
+        <w:t xml:space="preserve">-</w:t>
+      </w:r>
+      <w:r>
+        <w:t xml:space="preserve"> </w:t>
+      </w:r>
+      <w:r>
+        <w:rPr>
+          <w:b/>
+          <w:bCs/>
+        </w:rPr>
+        <w:t xml:space="preserve">What shipped is text-only chat.</w:t>
+      </w:r>
+      <w:r>
+        <w:t xml:space="preserve"> </w:t>
+      </w:r>
+      <w:r>
+        <w:t xml:space="preserve">Couple ↔ vendor threads live at</w:t>
+      </w:r>
+      <w:r>
+        <w:t xml:space="preserve"> </w:t>
+      </w:r>
+      <w:r>
+        <w:rPr>
+          <w:rStyle w:val="VerbatimChar"/>
+        </w:rPr>
+        <w:t xml:space="preserve">app/dashboard/[eventId]/messages</w:t>
+      </w:r>
+      <w:r>
+        <w:t xml:space="preserve"> </w:t>
+      </w:r>
+      <w:r>
+        <w:t xml:space="preserve">+</w:t>
+      </w:r>
+      <w:r>
+        <w:t xml:space="preserve"> </w:t>
+      </w:r>
+      <w:r>
+        <w:rPr>
+          <w:rStyle w:val="VerbatimChar"/>
+        </w:rPr>
+        <w:t xml:space="preserve">app/vendor-dashboard/messages</w:t>
+      </w:r>
+      <w:r>
+        <w:t xml:space="preserve"> </w:t>
+      </w:r>
+      <w:r>
+        <w:t xml:space="preserve">(</w:t>
+      </w:r>
+      <w:r>
+        <w:rPr>
+          <w:rStyle w:val="VerbatimChar"/>
+        </w:rPr>
+        <w:t xml:space="preserve">lib/chat.ts</w:t>
+      </w:r>
+      <w:r>
+        <w:t xml:space="preserve">,</w:t>
+      </w:r>
+      <w:r>
+        <w:t xml:space="preserve"> </w:t>
+      </w:r>
+      <w:r>
+        <w:rPr>
+          <w:rStyle w:val="VerbatimChar"/>
+        </w:rPr>
+        <w:t xml:space="preserve">lib/chat-actions.ts</w:t>
+      </w:r>
+      <w:r>
+        <w:t xml:space="preserve">). Messages are</w:t>
+      </w:r>
+      <w:r>
+        <w:t xml:space="preserve"> </w:t>
+      </w:r>
+      <w:r>
+        <w:rPr>
+          <w:b/>
+          <w:bCs/>
+        </w:rPr>
+        <w:t xml:space="preserve">body-only</w:t>
+      </w:r>
+      <w:r>
+        <w:t xml:space="preserve"> </w:t>
+      </w:r>
+      <w:r>
+        <w:t xml:space="preserve">— there is</w:t>
+      </w:r>
+      <w:r>
+        <w:t xml:space="preserve"> </w:t>
+      </w:r>
+      <w:r>
+        <w:rPr>
+          <w:b/>
+          <w:bCs/>
+        </w:rPr>
+        <w:t xml:space="preserve">no file-sharing / dedicated in-app document readers</w:t>
+      </w:r>
+      <w:r>
+        <w:t xml:space="preserve"> </w:t>
+      </w:r>
+      <w:r>
+        <w:t xml:space="preserve">column or surface as speced (the contracts/mood-boards/sample-photos-next-to-messages feature is not built).</w:t>
+      </w:r>
+      <w:r>
+        <w:t xml:space="preserve"> </w:t>
+      </w:r>
+      <w:r>
+        <w:t xml:space="preserve">-</w:t>
+      </w:r>
+      <w:r>
+        <w:t xml:space="preserve"> </w:t>
+      </w:r>
+      <w:r>
+        <w:rPr>
+          <w:b/>
+          <w:bCs/>
+        </w:rPr>
+        <w:t xml:space="preserve">Video meetings stay RETIRED</w:t>
+      </w:r>
+      <w:r>
+        <w:t xml:space="preserve"> </w:t>
+      </w:r>
+      <w:r>
+        <w:t xml:space="preserve">(already noted in the 2026-05-16 banner) — no</w:t>
+      </w:r>
+      <w:r>
+        <w:t xml:space="preserve"> </w:t>
+      </w:r>
+      <w:r>
+        <w:rPr>
+          <w:rStyle w:val="VerbatimChar"/>
+        </w:rPr>
+        <w:t xml:space="preserve">/meet</w:t>
+      </w:r>
+      <w:r>
+        <w:t xml:space="preserve"> </w:t>
+      </w:r>
+      <w:r>
+        <w:t xml:space="preserve">routes, no Daily.co. External tools only.</w:t>
+      </w:r>
+      <w:r>
+        <w:t xml:space="preserve"> </w:t>
+      </w:r>
+      <w:r>
+        <w:t xml:space="preserve">-</w:t>
+      </w:r>
+      <w:r>
+        <w:t xml:space="preserve"> </w:t>
+      </w:r>
+      <w:r>
+        <w:rPr>
+          <w:b/>
+          <w:bCs/>
+        </w:rPr>
+        <w:t xml:space="preserve">Coordinator-join is partial:</w:t>
+      </w:r>
+      <w:r>
+        <w:t xml:space="preserve"> </w:t>
+      </w:r>
+      <w:r>
+        <w:rPr>
+          <w:rStyle w:val="VerbatimChar"/>
+        </w:rPr>
+        <w:t xml:space="preserve">sender_role</w:t>
+      </w:r>
+      <w:r>
+        <w:t xml:space="preserve"> </w:t>
+      </w:r>
+      <w:r>
+        <w:t xml:space="preserve">includes</w:t>
+      </w:r>
+      <w:r>
+        <w:t xml:space="preserve"> </w:t>
+      </w:r>
+      <w:r>
+        <w:rPr>
+          <w:rStyle w:val="VerbatimChar"/>
+        </w:rPr>
+        <w:t xml:space="preserve">'coordinator'</w:t>
+      </w:r>
+      <w:r>
+        <w:t xml:space="preserve">, but the Slack-style per-thread join-authorization flow (couple grants access → vendor notified → participant list) is not evident as a shipped surface.</w:t>
+      </w:r>
+      <w:r>
+        <w:t xml:space="preserve"> </w:t>
+      </w:r>
+      <w:r>
+        <w:t xml:space="preserve">-</w:t>
+      </w:r>
+      <w:r>
+        <w:t xml:space="preserve"> </w:t>
+      </w:r>
+      <w:r>
+        <w:rPr>
+          <w:b/>
+          <w:bCs/>
+        </w:rPr>
+        <w:t xml:space="preserve">Threads are accept-gated, not open chat (2026-06-02 lock).</w:t>
+      </w:r>
+      <w:r>
+        <w:t xml:space="preserve"> </w:t>
+      </w:r>
+      <w:r>
+        <w:t xml:space="preserve">A thread starts</w:t>
+      </w:r>
+      <w:r>
+        <w:t xml:space="preserve"> </w:t>
+      </w:r>
+      <w:r>
+        <w:rPr>
+          <w:rStyle w:val="VerbatimChar"/>
+        </w:rPr>
+        <w:t xml:space="preserve">pending</w:t>
+      </w:r>
+      <w:r>
+        <w:t xml:space="preserve">; the vendor must</w:t>
+      </w:r>
+      <w:r>
+        <w:t xml:space="preserve"> </w:t>
+      </w:r>
+      <w:r>
+        <w:rPr>
+          <w:b/>
+          <w:bCs/>
+        </w:rPr>
+        <w:t xml:space="preserve">accept</w:t>
+      </w:r>
+      <w:r>
+        <w:t xml:space="preserve"> </w:t>
+      </w:r>
+      <w:r>
+        <w:t xml:space="preserve">(spending tokens — burn-on-answer wired PR #1057) before the chat opens and the vendor name reveals. Vendor identity uses</w:t>
+      </w:r>
+      <w:r>
+        <w:t xml:space="preserve"> </w:t>
+      </w:r>
+      <w:r>
+        <w:rPr>
+          <w:b/>
+          <w:bCs/>
+        </w:rPr>
+        <w:t xml:space="preserve">hybrid-anonymity</w:t>
+      </w:r>
+      <w:r>
+        <w:t xml:space="preserve">:</w:t>
+      </w:r>
+      <w:r>
+        <w:t xml:space="preserve"> </w:t>
+      </w:r>
+      <w:r>
+        <w:rPr>
+          <w:rStyle w:val="VerbatimChar"/>
+        </w:rPr>
+        <w:t xml:space="preserve">screen_name</w:t>
+      </w:r>
+      <w:r>
+        <w:t xml:space="preserve"> </w:t>
+      </w:r>
+      <w:r>
+        <w:t xml:space="preserve">shown until</w:t>
+      </w:r>
+      <w:r>
+        <w:t xml:space="preserve"> </w:t>
+      </w:r>
+      <w:r>
+        <w:rPr>
+          <w:rStyle w:val="VerbatimChar"/>
+        </w:rPr>
+        <w:t xml:space="preserve">name_revealed_at</w:t>
+      </w:r>
+      <w:r>
+        <w:t xml:space="preserve"> </w:t>
+      </w:r>
+      <w:r>
+        <w:t xml:space="preserve">(Free/Verified hidden until accept; Pro/Enterprise always visible) + mandatory company</w:t>
+      </w:r>
+      <w:r>
+        <w:t xml:space="preserve"> </w:t>
+      </w:r>
+      <w:r>
+        <w:rPr>
+          <w:rStyle w:val="VerbatimChar"/>
+        </w:rPr>
+        <w:t xml:space="preserve">logo_url</w:t>
+      </w:r>
+      <w:r>
+        <w:t xml:space="preserve">.</w:t>
+      </w:r>
+      <w:r>
+        <w:t xml:space="preserve"> </w:t>
+      </w:r>
+      <w:r>
+        <w:t xml:space="preserve">- Login-driven ghosting nudges replace the never-built 48h</w:t>
+      </w:r>
+      <w:r>
+        <w:t xml:space="preserve"> </w:t>
+      </w:r>
+      <w:r>
+        <w:t xml:space="preserve">“vendor_unresponsive”</w:t>
+      </w:r>
+      <w:r>
+        <w:t xml:space="preserve"> </w:t>
+      </w:r>
+      <w:r>
+        <w:t xml:space="preserve">cron.</w:t>
+      </w:r>
+    </w:p>
+    <w:p>
+      <w:pPr>
+        <w:pStyle w:val="BlockText"/>
+      </w:pPr>
+      <w:r>
+        <w:t xml:space="preserve">When this body disagrees with the above,</w:t>
+      </w:r>
+      <w:r>
+        <w:t xml:space="preserve"> </w:t>
+      </w:r>
+      <w:r>
+        <w:rPr>
+          <w:b/>
+          <w:bCs/>
+        </w:rPr>
+        <w:t xml:space="preserve">the above wins.</w:t>
       </w:r>
     </w:p>
     <w:p>
@@ -280,7 +646,7 @@
         </w:pict>
       </w:r>
     </w:p>
-    <w:bookmarkStart w:id="9" w:name="why-this-iteration-exists"/>
+    <w:bookmarkStart w:id="10" w:name="why-this-iteration-exists"/>
     <w:p>
       <w:pPr>
         <w:pStyle w:val="Heading2"/>
@@ -406,8 +772,8 @@
         </w:pict>
       </w:r>
     </w:p>
-    <w:bookmarkEnd w:id="9"/>
-    <w:bookmarkStart w:id="10" w:name="reference-designs"/>
+    <w:bookmarkEnd w:id="10"/>
+    <w:bookmarkStart w:id="11" w:name="reference-designs"/>
     <w:p>
       <w:pPr>
         <w:pStyle w:val="Heading2"/>
@@ -615,8 +981,8 @@
         </w:pict>
       </w:r>
     </w:p>
-    <w:bookmarkEnd w:id="10"/>
-    <w:bookmarkStart w:id="11" w:name="X068d2da6489dfe39a1cb2dfff9d4aba25af492d"/>
+    <w:bookmarkEnd w:id="11"/>
+    <w:bookmarkStart w:id="12" w:name="X068d2da6489dfe39a1cb2dfff9d4aba25af492d"/>
     <w:p>
       <w:pPr>
         <w:pStyle w:val="Heading2"/>
@@ -1111,8 +1477,8 @@
         </w:pict>
       </w:r>
     </w:p>
-    <w:bookmarkEnd w:id="11"/>
-    <w:bookmarkStart w:id="12" w:name="pricing-free-use-locked-2026-05-11"/>
+    <w:bookmarkEnd w:id="12"/>
+    <w:bookmarkStart w:id="13" w:name="pricing-free-use-locked-2026-05-11"/>
     <w:p>
       <w:pPr>
         <w:pStyle w:val="Heading2"/>
@@ -1540,8 +1906,8 @@
         </w:pict>
       </w:r>
     </w:p>
-    <w:bookmarkEnd w:id="12"/>
-    <w:bookmarkStart w:id="13" w:name="X53db92c542adfdb6526e2e304e1070e828d749c"/>
+    <w:bookmarkEnd w:id="13"/>
+    <w:bookmarkStart w:id="14" w:name="X53db92c542adfdb6526e2e304e1070e828d749c"/>
     <w:p>
       <w:pPr>
         <w:pStyle w:val="Heading2"/>
@@ -2496,8 +2862,8 @@
         </w:pict>
       </w:r>
     </w:p>
-    <w:bookmarkEnd w:id="13"/>
-    <w:bookmarkStart w:id="14" w:name="architecture"/>
+    <w:bookmarkEnd w:id="14"/>
+    <w:bookmarkStart w:id="15" w:name="architecture"/>
     <w:p>
       <w:pPr>
         <w:pStyle w:val="Heading2"/>
@@ -2625,8 +2991,8 @@
         </w:pict>
       </w:r>
     </w:p>
-    <w:bookmarkEnd w:id="14"/>
-    <w:bookmarkStart w:id="15" w:name="data-model"/>
+    <w:bookmarkEnd w:id="15"/>
+    <w:bookmarkStart w:id="16" w:name="data-model"/>
     <w:p>
       <w:pPr>
         <w:pStyle w:val="Heading2"/>
@@ -6253,8 +6619,8 @@
         </w:pict>
       </w:r>
     </w:p>
-    <w:bookmarkEnd w:id="15"/>
-    <w:bookmarkStart w:id="16" w:name="dedicated-file-storage-in-app-readers"/>
+    <w:bookmarkEnd w:id="16"/>
+    <w:bookmarkStart w:id="17" w:name="dedicated-file-storage-in-app-readers"/>
     <w:p>
       <w:pPr>
         <w:pStyle w:val="Heading2"/>
@@ -7249,8 +7615,8 @@
         </w:pict>
       </w:r>
     </w:p>
-    <w:bookmarkEnd w:id="16"/>
-    <w:bookmarkStart w:id="22" w:name="ui-surfaces-messenger-class-chat"/>
+    <w:bookmarkEnd w:id="17"/>
+    <w:bookmarkStart w:id="23" w:name="ui-surfaces-messenger-class-chat"/>
     <w:p>
       <w:pPr>
         <w:pStyle w:val="Heading2"/>
@@ -7259,7 +7625,7 @@
         <w:t xml:space="preserve">UI surfaces (Messenger-class chat)</w:t>
       </w:r>
     </w:p>
-    <w:bookmarkStart w:id="17" w:name="inbox-view"/>
+    <w:bookmarkStart w:id="18" w:name="inbox-view"/>
     <w:p>
       <w:pPr>
         <w:pStyle w:val="Heading3"/>
@@ -7365,8 +7731,8 @@
         <w:t xml:space="preserve">tab as a sibling toggle.</w:t>
       </w:r>
     </w:p>
-    <w:bookmarkEnd w:id="17"/>
-    <w:bookmarkStart w:id="18" w:name="active-thread-view"/>
+    <w:bookmarkEnd w:id="18"/>
+    <w:bookmarkStart w:id="19" w:name="active-thread-view"/>
     <w:p>
       <w:pPr>
         <w:pStyle w:val="Heading3"/>
@@ -7476,8 +7842,8 @@
         <w:t xml:space="preserve">appears below the latest message</w:t>
       </w:r>
     </w:p>
-    <w:bookmarkEnd w:id="18"/>
-    <w:bookmarkStart w:id="19" w:name="coordinator-join-flow"/>
+    <w:bookmarkEnd w:id="19"/>
+    <w:bookmarkStart w:id="20" w:name="coordinator-join-flow"/>
     <w:p>
       <w:pPr>
         <w:pStyle w:val="Heading3"/>
@@ -7583,8 +7949,8 @@
         <w:t xml:space="preserve">Vendor and coordinator can both LEAVE the thread at any time (their participant row gets soft-deleted, system message posts). Only the couple can REMOVE a coordinator — the vendor can’t kick a coordinator the couple invited.</w:t>
       </w:r>
     </w:p>
-    <w:bookmarkEnd w:id="19"/>
-    <w:bookmarkStart w:id="20" w:name="X60a9dc60f793c42d33c1009f52d7a744e0c456b"/>
+    <w:bookmarkEnd w:id="20"/>
+    <w:bookmarkStart w:id="21" w:name="X60a9dc60f793c42d33c1009f52d7a744e0c456b"/>
     <w:p>
       <w:pPr>
         <w:pStyle w:val="Heading3"/>
@@ -9394,8 +9760,8 @@
         </w:pict>
       </w:r>
     </w:p>
-    <w:bookmarkEnd w:id="20"/>
-    <w:bookmarkStart w:id="21" w:name="X211006bff24f08c44fb8a6580d321bd45f8f59a"/>
+    <w:bookmarkEnd w:id="21"/>
+    <w:bookmarkStart w:id="22" w:name="X211006bff24f08c44fb8a6580d321bd45f8f59a"/>
     <w:p>
       <w:pPr>
         <w:pStyle w:val="Heading3"/>
@@ -10392,9 +10758,9 @@
         </w:pict>
       </w:r>
     </w:p>
-    <w:bookmarkEnd w:id="21"/>
     <w:bookmarkEnd w:id="22"/>
-    <w:bookmarkStart w:id="26" w:name="ui-surfaces-zoom-class-video-meetings"/>
+    <w:bookmarkEnd w:id="23"/>
+    <w:bookmarkStart w:id="27" w:name="ui-surfaces-zoom-class-video-meetings"/>
     <w:p>
       <w:pPr>
         <w:pStyle w:val="Heading2"/>
@@ -10403,7 +10769,7 @@
         <w:t xml:space="preserve">UI surfaces (Zoom-class video meetings)</w:t>
       </w:r>
     </w:p>
-    <w:bookmarkStart w:id="23" w:name="schedule-a-meeting"/>
+    <w:bookmarkStart w:id="24" w:name="schedule-a-meeting"/>
     <w:p>
       <w:pPr>
         <w:pStyle w:val="Heading3"/>
@@ -10530,8 +10896,8 @@
         <w:t xml:space="preserve">“Meeting scheduled: [Title] on [Date]. [Join button].”</w:t>
       </w:r>
     </w:p>
-    <w:bookmarkEnd w:id="23"/>
-    <w:bookmarkStart w:id="24" w:name="in-meeting-view"/>
+    <w:bookmarkEnd w:id="24"/>
+    <w:bookmarkStart w:id="25" w:name="in-meeting-view"/>
     <w:p>
       <w:pPr>
         <w:pStyle w:val="Heading3"/>
@@ -10605,8 +10971,8 @@
         <w:t xml:space="preserve">- Reactions overlay (Zoom-style 👏 ❤️ 😂 floating up from sender’s tile)</w:t>
       </w:r>
     </w:p>
-    <w:bookmarkEnd w:id="24"/>
-    <w:bookmarkStart w:id="25" w:name="post-meeting"/>
+    <w:bookmarkEnd w:id="25"/>
+    <w:bookmarkStart w:id="26" w:name="post-meeting"/>
     <w:p>
       <w:pPr>
         <w:pStyle w:val="Heading3"/>
@@ -10688,9 +11054,9 @@
         </w:pict>
       </w:r>
     </w:p>
-    <w:bookmarkEnd w:id="25"/>
     <w:bookmarkEnd w:id="26"/>
-    <w:bookmarkStart w:id="27" w:name="Xfbac35fe0f895a459aab2d7da74a8e8810d2d46"/>
+    <w:bookmarkEnd w:id="27"/>
+    <w:bookmarkStart w:id="28" w:name="Xfbac35fe0f895a459aab2d7da74a8e8810d2d46"/>
     <w:p>
       <w:pPr>
         <w:pStyle w:val="Heading2"/>
@@ -11939,8 +12305,8 @@
         </w:pict>
       </w:r>
     </w:p>
-    <w:bookmarkEnd w:id="27"/>
-    <w:bookmarkStart w:id="28" w:name="notifications"/>
+    <w:bookmarkEnd w:id="28"/>
+    <w:bookmarkStart w:id="29" w:name="notifications"/>
     <w:p>
       <w:pPr>
         <w:pStyle w:val="Heading2"/>
@@ -12048,8 +12414,8 @@
         </w:pict>
       </w:r>
     </w:p>
-    <w:bookmarkEnd w:id="28"/>
-    <w:bookmarkStart w:id="29" w:name="acceptance-criteria"/>
+    <w:bookmarkEnd w:id="29"/>
+    <w:bookmarkStart w:id="30" w:name="acceptance-criteria"/>
     <w:p>
       <w:pPr>
         <w:pStyle w:val="Heading2"/>
@@ -12373,8 +12739,8 @@
         </w:pict>
       </w:r>
     </w:p>
-    <w:bookmarkEnd w:id="29"/>
-    <w:bookmarkStart w:id="30" w:name="build-order"/>
+    <w:bookmarkEnd w:id="30"/>
+    <w:bookmarkStart w:id="31" w:name="build-order"/>
     <w:p>
       <w:pPr>
         <w:pStyle w:val="Heading2"/>
@@ -12781,8 +13147,8 @@
         </w:pict>
       </w:r>
     </w:p>
-    <w:bookmarkEnd w:id="30"/>
-    <w:bookmarkStart w:id="31" w:name="open-questions"/>
+    <w:bookmarkEnd w:id="31"/>
+    <w:bookmarkStart w:id="32" w:name="open-questions"/>
     <w:p>
       <w:pPr>
         <w:pStyle w:val="Heading2"/>
@@ -12918,8 +13284,8 @@
         </w:pict>
       </w:r>
     </w:p>
-    <w:bookmarkEnd w:id="31"/>
-    <w:bookmarkStart w:id="34" w:name="companion-specs-and-cross-references"/>
+    <w:bookmarkEnd w:id="32"/>
+    <w:bookmarkStart w:id="35" w:name="companion-specs-and-cross-references"/>
     <w:p>
       <w:pPr>
         <w:pStyle w:val="Heading2"/>
@@ -13080,7 +13446,7 @@
       <w:pPr>
         <w:pStyle w:val="FirstParagraph"/>
       </w:pPr>
-      <w:hyperlink r:id="rId32">
+      <w:hyperlink r:id="rId33">
         <w:r>
           <w:rPr>
             <w:rStyle w:val="Hyperlink"/>
@@ -13093,7 +13459,7 @@
       <w:pPr>
         <w:pStyle w:val="BodyText"/>
       </w:pPr>
-      <w:hyperlink r:id="rId33">
+      <w:hyperlink r:id="rId34">
         <w:r>
           <w:rPr>
             <w:rStyle w:val="Hyperlink"/>
@@ -13109,8 +13475,8 @@
         </w:pict>
       </w:r>
     </w:p>
-    <w:bookmarkEnd w:id="34"/>
-    <w:bookmarkStart w:id="42" w:name="X80fcd5ef3dcf96e595f21aab099e890478ca0c9"/>
+    <w:bookmarkEnd w:id="35"/>
+    <w:bookmarkStart w:id="43" w:name="X80fcd5ef3dcf96e595f21aab099e890478ca0c9"/>
     <w:p>
       <w:pPr>
         <w:pStyle w:val="Heading2"/>
@@ -13129,7 +13495,7 @@
       <w:r>
         <w:t xml:space="preserve"> </w:t>
       </w:r>
-      <w:hyperlink r:id="rId35">
+      <w:hyperlink r:id="rId36">
         <w:r>
           <w:rPr>
             <w:rStyle w:val="Hyperlink"/>
@@ -13141,7 +13507,7 @@
         <w:t xml:space="preserve">, vendor chat threads gain moderator-aware visibility in V1.2.</w:t>
       </w:r>
     </w:p>
-    <w:bookmarkStart w:id="37" w:name="memory-rule-update-approved-2026-05-19"/>
+    <w:bookmarkStart w:id="38" w:name="memory-rule-update-approved-2026-05-19"/>
     <w:p>
       <w:pPr>
         <w:pStyle w:val="Heading3"/>
@@ -13173,7 +13539,7 @@
       <w:r>
         <w:t xml:space="preserve">(</w:t>
       </w:r>
-      <w:hyperlink r:id="rId36">
+      <w:hyperlink r:id="rId37">
         <w:r>
           <w:rPr>
             <w:rStyle w:val="Hyperlink"/>
@@ -13235,7 +13601,7 @@
       <w:r>
         <w:t xml:space="preserve"> </w:t>
       </w:r>
-      <w:hyperlink r:id="rId35">
+      <w:hyperlink r:id="rId36">
         <w:r>
           <w:rPr>
             <w:rStyle w:val="Hyperlink"/>
@@ -13255,8 +13621,8 @@
         <w:t xml:space="preserve">This unblocks parents of bride/groom + wedding planner moderators from messaging vendors directly (a real PH pattern — parents often coordinate with caterers / venues without bride/groom intermediation).</w:t>
       </w:r>
     </w:p>
-    <w:bookmarkEnd w:id="37"/>
-    <w:bookmarkStart w:id="38" w:name="schema-additions-to-vendor_chat_threads"/>
+    <w:bookmarkEnd w:id="38"/>
+    <w:bookmarkStart w:id="39" w:name="schema-additions-to-vendor_chat_threads"/>
     <w:p>
       <w:pPr>
         <w:pStyle w:val="Heading3"/>
@@ -13510,8 +13876,8 @@
         <w:t xml:space="preserve"> surprise_for_role TEXT;</w:t>
       </w:r>
     </w:p>
-    <w:bookmarkEnd w:id="38"/>
-    <w:bookmarkStart w:id="39" w:name="behavior-changes"/>
+    <w:bookmarkEnd w:id="39"/>
+    <w:bookmarkStart w:id="40" w:name="behavior-changes"/>
     <w:p>
       <w:pPr>
         <w:pStyle w:val="Heading3"/>
@@ -13589,7 +13955,7 @@
       <w:r>
         <w:t xml:space="preserve"> </w:t>
       </w:r>
-      <w:hyperlink r:id="rId35">
+      <w:hyperlink r:id="rId36">
         <w:r>
           <w:rPr>
             <w:rStyle w:val="Hyperlink"/>
@@ -13681,7 +14047,7 @@
       <w:r>
         <w:t xml:space="preserve"> </w:t>
       </w:r>
-      <w:hyperlink r:id="rId35">
+      <w:hyperlink r:id="rId36">
         <w:r>
           <w:rPr>
             <w:rStyle w:val="Hyperlink"/>
@@ -13696,8 +14062,8 @@
         <w:t xml:space="preserve">visibility tags.</w:t>
       </w:r>
     </w:p>
-    <w:bookmarkEnd w:id="39"/>
-    <w:bookmarkStart w:id="41" w:name="force-majeure-flow"/>
+    <w:bookmarkEnd w:id="40"/>
+    <w:bookmarkStart w:id="42" w:name="force-majeure-flow"/>
     <w:p>
       <w:pPr>
         <w:pStyle w:val="Heading3"/>
@@ -13733,7 +14099,7 @@
       <w:r>
         <w:t xml:space="preserve"> </w:t>
       </w:r>
-      <w:hyperlink r:id="rId40">
+      <w:hyperlink r:id="rId41">
         <w:r>
           <w:rPr>
             <w:rStyle w:val="Hyperlink"/>
@@ -13745,9 +14111,9 @@
         <w:t xml:space="preserve">. Only the specific payer can dispute their share of a split-cost item; the couple can always escalate any dispute.</w:t>
       </w:r>
     </w:p>
-    <w:bookmarkEnd w:id="41"/>
     <w:bookmarkEnd w:id="42"/>
     <w:bookmarkEnd w:id="43"/>
+    <w:bookmarkEnd w:id="44"/>
     <w:sectPr>
       <w:footnotePr>
         <w:numRestart w:val="eachSect"/>
